--- a/docs/specifications/Legacy_Fortress_UX_Data_Capture_Interaction_Standards_UPDATED_2026-08-20_v2.docx
+++ b/docs/specifications/Legacy_Fortress_UX_Data_Capture_Interaction_Standards_UPDATED_2026-08-20_v2.docx
@@ -1372,8 +1372,67 @@
       </w:r>
     </w:p>
     <w:p>
+      <w:pPr>
+        <w:pStyle w:val="Heading1"/>
+      </w:pPr>
       <w:r>
-        <w:br w:type="page"/>
+        <w:t>16. Authentication, passkey and high-trust journey standard</w:t>
+      </w:r>
+    </w:p>
+    <w:p>
+      <w:pPr>
+        <w:pStyle w:val="ListBullet"/>
+      </w:pPr>
+      <w:r>
+        <w:t>Passkeys should be presented as the preferred future sign-in action where supported, using plain language such as “Continue with passkey”.</w:t>
+      </w:r>
+    </w:p>
+    <w:p>
+      <w:pPr>
+        <w:pStyle w:val="ListBullet"/>
+      </w:pPr>
+      <w:r>
+        <w:t>Helper text should explain that the user may use Face ID, fingerprint, Windows Hello, device PIN or another supported authenticator; the interface must not promise a specific biometric method.</w:t>
+      </w:r>
+    </w:p>
+    <w:p>
+      <w:pPr>
+        <w:pStyle w:val="ListBullet"/>
+      </w:pPr>
+      <w:r>
+        <w:t>Do not present WebAuthn, FIDO, authenticator ceremony or similar technical terminology in the primary user journey.</w:t>
+      </w:r>
+    </w:p>
+    <w:p>
+      <w:pPr>
+        <w:pStyle w:val="ListBullet"/>
+      </w:pPr>
+      <w:r>
+        <w:t>Password and account-recovery options should remain available during the staged transition so unsupported devices and recovery cases are not locked out.</w:t>
+      </w:r>
+    </w:p>
+    <w:p>
+      <w:pPr>
+        <w:pStyle w:val="ListBullet"/>
+      </w:pPr>
+      <w:r>
+        <w:t>A returning authenticated user must not be blindly routed to the Personal Vault dashboard. The application should resolve the user’s pending invitation, linked role, required identity step, mandatory security/terms action and selected workspace before choosing a destination.</w:t>
+      </w:r>
+    </w:p>
+    <w:p>
+      <w:pPr>
+        <w:pStyle w:val="ListBullet"/>
+      </w:pPr>
+      <w:r>
+        <w:t>A pending Executor or other linked-role invitation should take precedence over generic Personal Vault onboarding.</w:t>
+      </w:r>
+    </w:p>
+    <w:p>
+      <w:pPr>
+        <w:pStyle w:val="ListBullet"/>
+      </w:pPr>
+      <w:r>
+        <w:t>Where a user has multiple authorised workspaces or roles, show a clear workspace choice rather than silently merging contexts.</w:t>
       </w:r>
     </w:p>
     <w:p>
@@ -1381,20 +1440,7 @@
         <w:pStyle w:val="Heading1"/>
       </w:pPr>
       <w:r>
-        <w:t>20 AUGUST 2026 ADDENDUM — PRIVACY, IDENTITY &amp; ADMIN INTERACTION STANDARDS</w:t>
-      </w:r>
-    </w:p>
-    <w:p>
-      <w:r>
-        <w:t>These standards extend the existing reusable UX rules to privacy rights, identity verification, invitations, estate access and partner/admin controls.</w:t>
-      </w:r>
-    </w:p>
-    <w:p>
-      <w:pPr>
-        <w:pStyle w:val="Heading2"/>
-      </w:pPr>
-      <w:r>
-        <w:t>A. People &amp; Access UX</w:t>
+        <w:t>17. Passkey biometric privacy wording</w:t>
       </w:r>
     </w:p>
     <w:p>
@@ -1402,7 +1448,7 @@
         <w:pStyle w:val="ListBullet"/>
       </w:pPr>
       <w:r>
-        <w:t>Use one clear People &amp; Access area rather than separate competing invitation/contact interfaces.</w:t>
+        <w:t>Passkey sign-in should explain that device biometrics such as Face ID or fingerprint are processed by the user’s device/authenticator and are not stored by Legacy Fortress as the sign-in biometric template.</w:t>
       </w:r>
     </w:p>
     <w:p>
@@ -1410,7 +1456,7 @@
         <w:pStyle w:val="ListBullet"/>
       </w:pPr>
       <w:r>
-        <w:t>Invite flow: Who are they? -&gt; Assign role(s) -&gt; Select access -&gt; Review -&gt; Send.</w:t>
+        <w:t>Passkey authentication must be described separately from government-ID/liveness/face identity verification.</w:t>
       </w:r>
     </w:p>
     <w:p>
@@ -1418,7 +1464,7 @@
         <w:pStyle w:val="ListBullet"/>
       </w:pPr>
       <w:r>
-        <w:t>Show relationship/person type, roles, access, identity state and invitation state as separate fields.</w:t>
+        <w:t>Do not use wording such as “identity verified” when only a passkey sign-in has occurred.</w:t>
       </w:r>
     </w:p>
     <w:p>
@@ -1426,7 +1472,15 @@
         <w:pStyle w:val="ListBullet"/>
       </w:pPr>
       <w:r>
-        <w:t>Explain permissions in plain English and never use an unrestricted “Edit” permission for third parties.</w:t>
+        <w:t>For high-risk actions, a fresh passkey/device-presence check may be used as a separate time-bounded confirmation without implying legal authority or access entitlement.</w:t>
+      </w:r>
+    </w:p>
+    <w:p>
+      <w:pPr>
+        <w:pStyle w:val="Heading1"/>
+      </w:pPr>
+      <w:r>
+        <w:t>18. Focused trust-journey layout</w:t>
       </w:r>
     </w:p>
     <w:p>
@@ -1434,15 +1488,7 @@
         <w:pStyle w:val="ListBullet"/>
       </w:pPr>
       <w:r>
-        <w:t>Only show/enable document contribution where the person is an eligible Professional Adviser and the server policy allows it.</w:t>
-      </w:r>
-    </w:p>
-    <w:p>
-      <w:pPr>
-        <w:pStyle w:val="Heading2"/>
-      </w:pPr>
-      <w:r>
-        <w:t>B. Identity verification UX</w:t>
+        <w:t>Authentication, invitation acceptance and identity-verification steps should use a focused task layout in which the security action is visually dominant, rather than compressing the task into a narrow secondary side panel.</w:t>
       </w:r>
     </w:p>
     <w:p>
@@ -1450,7 +1496,7 @@
         <w:pStyle w:val="ListBullet"/>
       </w:pPr>
       <w:r>
-        <w:t>Clearly separate invitation acceptance, account sign-in, photo-ID verification and biometric/liveness verification.</w:t>
+        <w:t>Carry owner, role and purpose context through linked-role journeys so the user always understands who they are acting for and why verification is required.</w:t>
       </w:r>
     </w:p>
     <w:p>
@@ -1458,7 +1504,7 @@
         <w:pStyle w:val="ListBullet"/>
       </w:pPr>
       <w:r>
-        <w:t>Show pending, failed, manual-review and verified states without implying access has been granted prematurely.</w:t>
+        <w:t>Use explicit progress for multi-step trust journeys, for example Account → Accept role → Verify identity → Complete.</w:t>
       </w:r>
     </w:p>
     <w:p>
@@ -1466,7 +1512,15 @@
         <w:pStyle w:val="ListBullet"/>
       </w:pPr>
       <w:r>
-        <w:t>Provide accessible alternatives/manual support for genuine verification failures; do not create an insecure bypass.</w:t>
+        <w:t>Success, failure, wrong-account, invalid-link and recovery states must be mutually exclusive and must not expose contradictory action buttons.</w:t>
+      </w:r>
+    </w:p>
+    <w:p>
+      <w:pPr>
+        <w:pStyle w:val="Heading1"/>
+      </w:pPr>
+      <w:r>
+        <w:t>19. Continuous build and admin-interface consistency</w:t>
       </w:r>
     </w:p>
     <w:p>
@@ -1474,15 +1528,7 @@
         <w:pStyle w:val="ListBullet"/>
       </w:pPr>
       <w:r>
-        <w:t>Give appropriate privacy information at the point biometric/identity evidence is collected.</w:t>
-      </w:r>
-    </w:p>
-    <w:p>
-      <w:pPr>
-        <w:pStyle w:val="Heading2"/>
-      </w:pPr>
-      <w:r>
-        <w:t>C. Document provenance UX</w:t>
+        <w:t>Authentication and passkey work must be tested against Personal Vault, linked-role, enterprise and platform-administration contexts as part of the continuous build programme.</w:t>
       </w:r>
     </w:p>
     <w:p>
@@ -1490,7 +1536,7 @@
         <w:pStyle w:val="ListBullet"/>
       </w:pPr>
       <w:r>
-        <w:t>Use “Contribute document” or “Upload new version”, not “overwrite”.</w:t>
+        <w:t>Administrative dashboards and functional control interfaces remain active build areas; shared buttons, fields, status badges, help icons and action controls should use canonical component dimensions and interaction patterns.</w:t>
       </w:r>
     </w:p>
     <w:p>
@@ -1498,7 +1544,7 @@
         <w:pStyle w:val="ListBullet"/>
       </w:pPr>
       <w:r>
-        <w:t>Show document/version provenance: original/contributed/post-death, uploader and upload date where relevant.</w:t>
+        <w:t>A backend capability is not considered complete until the corresponding authorised UI is understandable, accessible and hosted-UAT verified.</w:t>
       </w:r>
     </w:p>
     <w:p>
@@ -1506,481 +1552,41 @@
         <w:pStyle w:val="ListBullet"/>
       </w:pPr>
       <w:r>
-        <w:t>Do not expose delete/replace controls to a third party when their server permission does not allow that operation.</w:t>
-      </w:r>
-    </w:p>
-    <w:p>
-      <w:pPr>
-        <w:pStyle w:val="ListBullet"/>
-      </w:pPr>
-      <w:r>
-        <w:t>A user-facing remove action must map to a documented backend operation; unlink, soft-delete and permanent erasure are not interchangeable.</w:t>
+        <w:t>Admin screens must remain privacy-safe and must not expose passkey private material, device biometric data or raw identity-verification evidence.</w:t>
       </w:r>
     </w:p>
     <w:p>
       <w:pPr>
         <w:pStyle w:val="Heading2"/>
+        <w:pageBreakBefore/>
       </w:pPr>
       <w:r>
-        <w:t>D. Privacy Rights Admin Workspace</w:t>
-      </w:r>
-    </w:p>
-    <w:p>
-      <w:pPr>
-        <w:pStyle w:val="ListBullet"/>
-      </w:pPr>
-      <w:r>
-        <w:t>Provide a dedicated rights-request queue with request type, received date, due date, risk/status, owner and next action.</w:t>
-      </w:r>
-    </w:p>
-    <w:p>
-      <w:pPr>
-        <w:pStyle w:val="ListBullet"/>
-      </w:pPr>
-      <w:r>
-        <w:t>Surface deadline warnings and overdue cases prominently.</w:t>
-      </w:r>
-    </w:p>
-    <w:p>
-      <w:pPr>
-        <w:pStyle w:val="ListBullet"/>
-      </w:pPr>
-      <w:r>
-        <w:t>SAR export needs a secure review step for scope, third-party information/redaction and delivery method.</w:t>
-      </w:r>
-    </w:p>
-    <w:p>
-      <w:pPr>
-        <w:pStyle w:val="ListBullet"/>
-      </w:pPr>
-      <w:r>
-        <w:t>Erasure workflow must display whether deletion is approved, restricted, refused under a documented exception, or pending retention/legal review.</w:t>
-      </w:r>
-    </w:p>
-    <w:p>
-      <w:pPr>
-        <w:pStyle w:val="ListBullet"/>
-      </w:pPr>
-      <w:r>
-        <w:t>Restriction must visibly prevent normal use while preserving the record where required.</w:t>
-      </w:r>
-    </w:p>
-    <w:p>
-      <w:pPr>
-        <w:pStyle w:val="ListBullet"/>
-      </w:pPr>
-      <w:r>
-        <w:t>Marketing objection/withdrawal should take effect immediately in campaign eligibility and display the suppression state.</w:t>
-      </w:r>
-    </w:p>
-    <w:p>
-      <w:pPr>
-        <w:pStyle w:val="Heading2"/>
-      </w:pPr>
-      <w:r>
-        <w:t>E. Retention &amp; Disposal Admin UX</w:t>
-      </w:r>
-    </w:p>
-    <w:p>
-      <w:pPr>
-        <w:pStyle w:val="ListBullet"/>
-      </w:pPr>
-      <w:r>
-        <w:t>Provide records due for retention review grouped by category/purpose.</w:t>
-      </w:r>
-    </w:p>
-    <w:p>
-      <w:pPr>
-        <w:pStyle w:val="ListBullet"/>
-      </w:pPr>
-      <w:r>
-        <w:t>Show retention trigger, scheduled review/delete date and any hold/exception reason.</w:t>
-      </w:r>
-    </w:p>
-    <w:p>
-      <w:pPr>
-        <w:pStyle w:val="ListBullet"/>
-      </w:pPr>
-      <w:r>
-        <w:t>Require an authorised reason for overriding a scheduled disposal.</w:t>
-      </w:r>
-    </w:p>
-    <w:p>
-      <w:pPr>
-        <w:pStyle w:val="ListBullet"/>
-      </w:pPr>
-      <w:r>
-        <w:t>Record disposal/anonymisation outcome and timestamp in the audit trail.</w:t>
-      </w:r>
-    </w:p>
-    <w:p>
-      <w:pPr>
-        <w:pStyle w:val="Heading2"/>
-      </w:pPr>
-      <w:r>
-        <w:t>F. Partner dashboard privacy UX</w:t>
-      </w:r>
-    </w:p>
-    <w:p>
-      <w:pPr>
-        <w:pStyle w:val="ListBullet"/>
-      </w:pPr>
-      <w:r>
-        <w:t>Display only the minimum customer/readiness indicators approved for the partner purpose.</w:t>
-      </w:r>
-    </w:p>
-    <w:p>
-      <w:pPr>
-        <w:pStyle w:val="ListBullet"/>
-      </w:pPr>
-      <w:r>
-        <w:t>Do not expose protected vault documents or detailed personal financial/legal content by default.</w:t>
-      </w:r>
-    </w:p>
-    <w:p>
-      <w:pPr>
-        <w:pStyle w:val="ListBullet"/>
-      </w:pPr>
-      <w:r>
-        <w:t>Keep analytics filters separate from marketing-eligible cohort controls.</w:t>
-      </w:r>
-    </w:p>
-    <w:p>
-      <w:pPr>
-        <w:pStyle w:val="ListBullet"/>
-      </w:pPr>
-      <w:r>
-        <w:t>Where a marketing/export action is later introduced, show privacy/marketing eligibility and suppress opted-out users automatically.</w:t>
-      </w:r>
-    </w:p>
-    <w:p>
-      <w:pPr>
-        <w:pStyle w:val="Heading2"/>
-      </w:pPr>
-      <w:r>
-        <w:t>ICO sources reviewed</w:t>
-      </w:r>
-    </w:p>
-    <w:p>
-      <w:pPr>
-        <w:pStyle w:val="ListBullet"/>
-      </w:pPr>
-      <w:r>
-        <w:t>UK GDPR guidance and resources — https://ico.org.uk/for-organisations/uk-gdpr-guidance-and-resources/</w:t>
-      </w:r>
-    </w:p>
-    <w:p>
-      <w:pPr>
-        <w:pStyle w:val="ListBullet"/>
-      </w:pPr>
-      <w:r>
-        <w:t>A guide to lawful basis</w:t>
-      </w:r>
-    </w:p>
-    <w:p>
-      <w:pPr>
-        <w:pStyle w:val="ListBullet"/>
-      </w:pPr>
-      <w:r>
-        <w:t>Data sharing: a code of practice (lawful basis, agreements and checklist)</w:t>
-      </w:r>
-    </w:p>
-    <w:p>
-      <w:pPr>
-        <w:pStyle w:val="ListBullet"/>
-      </w:pPr>
-      <w:r>
-        <w:t>Controllers and processors</w:t>
-      </w:r>
-    </w:p>
-    <w:p>
-      <w:pPr>
-        <w:pStyle w:val="ListBullet"/>
-      </w:pPr>
-      <w:r>
-        <w:t>Special category data and biometric recognition guidance</w:t>
-      </w:r>
-    </w:p>
-    <w:p>
-      <w:pPr>
-        <w:pStyle w:val="ListBullet"/>
-      </w:pPr>
-      <w:r>
-        <w:t>Data Protection Impact Assessments (DPIAs)</w:t>
-      </w:r>
-    </w:p>
-    <w:p>
-      <w:pPr>
-        <w:pStyle w:val="ListBullet"/>
-      </w:pPr>
-      <w:r>
-        <w:t>Individual rights and subject access requests</w:t>
-      </w:r>
-    </w:p>
-    <w:p>
-      <w:pPr>
-        <w:pStyle w:val="ListBullet"/>
-      </w:pPr>
-      <w:r>
-        <w:t>Storage limitation and accuracy</w:t>
-      </w:r>
-    </w:p>
-    <w:p>
-      <w:pPr>
-        <w:pStyle w:val="ListBullet"/>
-      </w:pPr>
-      <w:r>
-        <w:t>Integrity and confidentiality (security)</w:t>
-      </w:r>
-    </w:p>
-    <w:p>
-      <w:pPr>
-        <w:pStyle w:val="ListBullet"/>
-      </w:pPr>
-      <w:r>
-        <w:t>Direct marketing / PECR and electronic mail marketing guidance</w:t>
+        <w:t>20. Current Passkey UX Capability - Staging Candidate 302377e</w:t>
       </w:r>
     </w:p>
     <w:p>
       <w:r>
-        <w:t>Review note: several ICO guidance pages state that they are under review following the Data (Use and Access) Act. Re-check current ICO guidance and obtain formal privacy/legal approval before production release of biometric recognition, partner data sharing and partner marketing.</w:t>
-      </w:r>
-    </w:p>
-    <w:p>
-      <w:pPr>
-        <w:pStyle w:val="Heading1"/>
-      </w:pPr>
-      <w:r>
-        <w:t>20 AUGUST 2026 SECURITY, STEP-UP &amp; ESTATE-LOCK INTERACTION ADDENDUM</w:t>
+        <w:t>Security settings may expose staging-only passkey enrollment where explicit non-production flags and browser support permit it. The interface must preserve a clear password/recovery fallback.</w:t>
       </w:r>
     </w:p>
     <w:p>
       <w:r>
-        <w:t>These standards define how the approved identity assurance, death-lock, estate access, administrative recovery and partner communication controls should appear to users and administrators.</w:t>
+        <w:t>Do not present a primary “Continue with passkey” sign-in action until the self-hosted authentication stack exposes and proves a supported passwordless/discoverable passkey sign-in path. The current @supabase/supabase-js 2.98.0 WebAuthn capability is limited to MFA enrollment/step-up helpers for this project context.</w:t>
       </w:r>
     </w:p>
     <w:p>
-      <w:pPr>
-        <w:pStyle w:val="Heading2"/>
-      </w:pPr>
       <w:r>
-        <w:t>A. Progressive consent and communication preferences</w:t>
+        <w:t>An already-authenticated visit to /sign-in must not silently imply Personal Vault /dashboard. Routing must resolve pending invitations, linked-role actions and validated return paths before generic Personal Vault destinations.</w:t>
       </w:r>
     </w:p>
     <w:p>
-      <w:pPr>
-        <w:pStyle w:val="ListBullet"/>
-      </w:pPr>
       <w:r>
-        <w:t>Do not front-load optional marketing/partner permissions into account creation unless they are genuinely required at that point.</w:t>
+        <w:t>Passkey enrollment and later fresh-presence checks should use plain language, accessible fallback states and device-local biometric privacy explanations. Do not claim Legacy Fortress receives Face ID, fingerprint or platform biometric templates.</w:t>
       </w:r>
     </w:p>
     <w:p>
-      <w:pPr>
-        <w:pStyle w:val="ListBullet"/>
-      </w:pPr>
       <w:r>
-        <w:t>Ask at the point of relevance, explain why the permission benefits the user, and keep service processing separate from optional marketing/data-sharing choices.</w:t>
-      </w:r>
-    </w:p>
-    <w:p>
-      <w:pPr>
-        <w:pStyle w:val="ListBullet"/>
-      </w:pPr>
-      <w:r>
-        <w:t>For each named partner, provide clear purpose/topic, channel and frequency preferences where applicable; changes and withdrawal must be simple and immediately reflected.</w:t>
-      </w:r>
-    </w:p>
-    <w:p>
-      <w:pPr>
-        <w:pStyle w:val="ListBullet"/>
-      </w:pPr>
-      <w:r>
-        <w:t>Never describe sponsorship as permission for blanket partner marketing.</w:t>
-      </w:r>
-    </w:p>
-    <w:p>
-      <w:pPr>
-        <w:pStyle w:val="Heading2"/>
-      </w:pPr>
-      <w:r>
-        <w:t>B. Identity assurance and step-up UX</w:t>
-      </w:r>
-    </w:p>
-    <w:p>
-      <w:pPr>
-        <w:pStyle w:val="ListBullet"/>
-      </w:pPr>
-      <w:r>
-        <w:t>Display Level 1 authenticated, Level 2 identity verified and Level 3 presence re-verified as distinct assurance concepts where users/admins need to understand them.</w:t>
-      </w:r>
-    </w:p>
-    <w:p>
-      <w:pPr>
-        <w:pStyle w:val="ListBullet"/>
-      </w:pPr>
-      <w:r>
-        <w:t>Initial identity verification should clearly guide photo-ID capture followed by live camera/selfie comparison.</w:t>
-      </w:r>
-    </w:p>
-    <w:p>
-      <w:pPr>
-        <w:pStyle w:val="ListBullet"/>
-      </w:pPr>
-      <w:r>
-        <w:t>For high-risk actions, use a fresh camera/liveness challenge such as a dynamically selected head/orientation movement and explain why the extra confirmation is required.</w:t>
-      </w:r>
-    </w:p>
-    <w:p>
-      <w:pPr>
-        <w:pStyle w:val="ListBullet"/>
-      </w:pPr>
-      <w:r>
-        <w:t>Passing a liveness/face check confirms presence/identity confidence; it must not be worded as proof of legal authority or automatic estate entitlement.</w:t>
-      </w:r>
-    </w:p>
-    <w:p>
-      <w:pPr>
-        <w:pStyle w:val="ListBullet"/>
-      </w:pPr>
-      <w:r>
-        <w:t>If an internal experimental verifier is used during UAT, label it appropriately in admin/evidence views and do not present it as production-certified assurance.</w:t>
-      </w:r>
-    </w:p>
-    <w:p>
-      <w:pPr>
-        <w:pStyle w:val="Heading2"/>
-      </w:pPr>
-      <w:r>
-        <w:t>C. Death-report and protective-lock UX</w:t>
-      </w:r>
-    </w:p>
-    <w:p>
-      <w:pPr>
-        <w:pStyle w:val="ListBullet"/>
-      </w:pPr>
-      <w:r>
-        <w:t>Submitting death evidence should visibly initiate an estate/death review and protective lock, not present an immediate “unlock deceased vault” action.</w:t>
-      </w:r>
-    </w:p>
-    <w:p>
-      <w:pPr>
-        <w:pStyle w:val="ListBullet"/>
-      </w:pPr>
-      <w:r>
-        <w:t>When PROTECTIVE_LOCK is active, explain that the vault is protected from changes while Legacy Fortress verifies the claim.</w:t>
-      </w:r>
-    </w:p>
-    <w:p>
-      <w:pPr>
-        <w:pStyle w:val="ListBullet"/>
-      </w:pPr>
-      <w:r>
-        <w:t>When ESTATE_LOCKED is active, clearly distinguish historical owner records (read-only/immutable) from the separate Estate Administration area for post-death documents and actions.</w:t>
-      </w:r>
-    </w:p>
-    <w:p>
-      <w:pPr>
-        <w:pStyle w:val="ListBullet"/>
-      </w:pPr>
-      <w:r>
-        <w:t>Post-death uploads must be labelled as estate-administration records and show who added them and when.</w:t>
-      </w:r>
-    </w:p>
-    <w:p>
-      <w:pPr>
-        <w:pStyle w:val="Heading2"/>
-      </w:pPr>
-      <w:r>
-        <w:t>D. Compromised representative and emergency suspension UX</w:t>
-      </w:r>
-    </w:p>
-    <w:p>
-      <w:pPr>
-        <w:pStyle w:val="ListBullet"/>
-      </w:pPr>
-      <w:r>
-        <w:t>Legacy Fortress Admin must provide a narrow Suspend Estate Access control for suspected compromise without changing the deceased vault lock.</w:t>
-      </w:r>
-    </w:p>
-    <w:p>
-      <w:pPr>
-        <w:pStyle w:val="ListBullet"/>
-      </w:pPr>
-      <w:r>
-        <w:t>The admin interface must show which representative is suspended/revoked, why, when and by whom, while retaining the underlying estate case.</w:t>
-      </w:r>
-    </w:p>
-    <w:p>
-      <w:pPr>
-        <w:pStyle w:val="ListBullet"/>
-      </w:pPr>
-      <w:r>
-        <w:t>Replacement representative access must follow verification/authority review rather than inheriting another person’s access.</w:t>
-      </w:r>
-    </w:p>
-    <w:p>
-      <w:pPr>
-        <w:pStyle w:val="Heading2"/>
-      </w:pPr>
-      <w:r>
-        <w:t>E. Living-owner recovery UX</w:t>
-      </w:r>
-    </w:p>
-    <w:p>
-      <w:pPr>
-        <w:pStyle w:val="ListBullet"/>
-      </w:pPr>
-      <w:r>
-        <w:t>A disputed/false death report must create a security-recovery case rather than expose a simple Restore/Unlock account button.</w:t>
-      </w:r>
-    </w:p>
-    <w:p>
-      <w:pPr>
-        <w:pStyle w:val="ListBullet"/>
-      </w:pPr>
-      <w:r>
-        <w:t>Admin workflow should show claimant access suspension, living-owner re-verification status, investigation evidence, first approval, second approval and final recovery decision.</w:t>
-      </w:r>
-    </w:p>
-    <w:p>
-      <w:pPr>
-        <w:pStyle w:val="ListBullet"/>
-      </w:pPr>
-      <w:r>
-        <w:t>Owner recovery must communicate credential/session reset requirements where relevant and preserve an audit record of the disputed death event.</w:t>
-      </w:r>
-    </w:p>
-    <w:p>
-      <w:pPr>
-        <w:pStyle w:val="Heading2"/>
-      </w:pPr>
-      <w:r>
-        <w:t>F. Closed-loop partner communication UX</w:t>
-      </w:r>
-    </w:p>
-    <w:p>
-      <w:pPr>
-        <w:pStyle w:val="ListBullet"/>
-      </w:pPr>
-      <w:r>
-        <w:t>Partner users should define an approved cohort/purpose and see an eligible count rather than an unrestricted list of pseudonymous or named high-value customers.</w:t>
-      </w:r>
-    </w:p>
-    <w:p>
-      <w:pPr>
-        <w:pStyle w:val="ListBullet"/>
-      </w:pPr>
-      <w:r>
-        <w:t>Legacy Fortress must enforce user purpose/channel/frequency permission and suppression before delivery.</w:t>
-      </w:r>
-    </w:p>
-    <w:p>
-      <w:pPr>
-        <w:pStyle w:val="ListBullet"/>
-      </w:pPr>
-      <w:r>
-        <w:t>Where appropriate, the user should receive a generic notification and view the relevant partner content only after authenticating into Legacy Fortress.</w:t>
+        <w:t>Authentication/passkey work and administrative dashboard/control-interface work are parallel continuous-build streams. Shared form, button, status, alert and security-control components should remain visually and behaviorally consistent across Personal Vault, linked-role, Enterprise and Platform Administration experiences.</w:t>
       </w:r>
     </w:p>
     <w:sectPr>
